--- a/deliverables/step-2/step-2.docx
+++ b/deliverables/step-2/step-2.docx
@@ -35,6 +35,7 @@
     <w:p xmlns:wp14="http://schemas.microsoft.com/office/word/2010/wordml" wp14:paraId="0CD31049" wp14:textId="7AC252A4">
       <w:pPr>
         <w:spacing w:after="0" w:afterAutospacing="off" w:line="240" w:lineRule="auto"/>
+        <w:ind w:firstLine="720"/>
         <w:rPr>
           <w:b w:val="0"/>
           <w:bCs w:val="0"/>
@@ -57,7 +58,7 @@
         </w:rPr>
       </w:pPr>
     </w:p>
-    <w:p xmlns:wp14="http://schemas.microsoft.com/office/word/2010/wordml" wp14:paraId="295BE3C2" wp14:textId="7B7DB740">
+    <w:p xmlns:wp14="http://schemas.microsoft.com/office/word/2010/wordml" wp14:paraId="295BE3C2" wp14:textId="5B11B82D">
       <w:pPr>
         <w:pStyle w:val="Normal"/>
         <w:spacing w:after="0" w:afterAutospacing="off" w:line="240" w:lineRule="auto"/>
@@ -71,7 +72,7 @@
       </w:r>
       <w:r>
         <w:rPr/>
-        <w:t xml:space="preserve"> Linux - Ubuntu 24.04</w:t>
+        <w:t xml:space="preserve"> Ubuntu 24.04</w:t>
       </w:r>
     </w:p>
     <w:p xmlns:wp14="http://schemas.microsoft.com/office/word/2010/wordml" wp14:paraId="5F30C99D" wp14:textId="422E83EF">
@@ -106,6 +107,40 @@
       <w:r>
         <w:rPr/>
         <w:t>Nvidia 3080</w:t>
+      </w:r>
+    </w:p>
+    <w:p>
+      <w:pPr>
+        <w:pStyle w:val="Normal"/>
+        <w:spacing w:after="0" w:afterAutospacing="off" w:line="240" w:lineRule="auto"/>
+      </w:pPr>
+      <w:r>
+        <w:rPr>
+          <w:b w:val="1"/>
+          <w:bCs w:val="1"/>
+        </w:rPr>
+        <w:t>CPU:</w:t>
+      </w:r>
+      <w:r>
+        <w:rPr/>
+        <w:t xml:space="preserve"> i9-9900k</w:t>
+      </w:r>
+    </w:p>
+    <w:p>
+      <w:pPr>
+        <w:pStyle w:val="Normal"/>
+        <w:spacing w:after="0" w:afterAutospacing="off" w:line="240" w:lineRule="auto"/>
+      </w:pPr>
+      <w:r>
+        <w:rPr>
+          <w:b w:val="1"/>
+          <w:bCs w:val="1"/>
+        </w:rPr>
+        <w:t>RAM:</w:t>
+      </w:r>
+      <w:r>
+        <w:rPr/>
+        <w:t xml:space="preserve"> 32 GiB</w:t>
       </w:r>
     </w:p>
     <w:p xmlns:wp14="http://schemas.microsoft.com/office/word/2010/wordml" wp14:paraId="1487B4DF" wp14:textId="52F93C49">

--- a/deliverables/step-2/step-2.docx
+++ b/deliverables/step-2/step-2.docx
@@ -8,12 +8,16 @@
         <w:rPr>
           <w:b w:val="1"/>
           <w:bCs w:val="1"/>
+          <w:sz w:val="24"/>
+          <w:szCs w:val="24"/>
         </w:rPr>
       </w:pPr>
       <w:r>
         <w:rPr>
           <w:b w:val="1"/>
           <w:bCs w:val="1"/>
+          <w:sz w:val="24"/>
+          <w:szCs w:val="24"/>
         </w:rPr>
         <w:t xml:space="preserve">Setup </w:t>
       </w:r>
@@ -21,6 +25,8 @@
         <w:rPr>
           <w:b w:val="1"/>
           <w:bCs w:val="1"/>
+          <w:sz w:val="24"/>
+          <w:szCs w:val="24"/>
         </w:rPr>
         <w:t>L</w:t>
       </w:r>
@@ -28,50 +34,298 @@
         <w:rPr>
           <w:b w:val="1"/>
           <w:bCs w:val="1"/>
+          <w:sz w:val="24"/>
+          <w:szCs w:val="24"/>
         </w:rPr>
         <w:t>og</w:t>
       </w:r>
     </w:p>
-    <w:p xmlns:wp14="http://schemas.microsoft.com/office/word/2010/wordml" wp14:paraId="0CD31049" wp14:textId="7AC252A4">
-      <w:pPr>
+    <w:p xmlns:wp14="http://schemas.microsoft.com/office/word/2010/wordml" wp14:paraId="636E2949" wp14:textId="71C8F208">
+      <w:pPr>
+        <w:pStyle w:val="Normal"/>
         <w:spacing w:after="0" w:afterAutospacing="off" w:line="240" w:lineRule="auto"/>
-        <w:ind w:firstLine="720"/>
-        <w:rPr>
+        <w:rPr>
+          <w:b w:val="1"/>
+          <w:bCs w:val="1"/>
+          <w:sz w:val="24"/>
+          <w:szCs w:val="24"/>
+        </w:rPr>
+      </w:pPr>
+    </w:p>
+    <w:p xmlns:wp14="http://schemas.microsoft.com/office/word/2010/wordml" wp14:paraId="6CFC5DAF" wp14:textId="5E3F19C3">
+      <w:pPr>
+        <w:pStyle w:val="Normal"/>
+        <w:spacing w:after="0" w:afterAutospacing="off" w:line="240" w:lineRule="auto"/>
+        <w:ind w:left="0" w:firstLine="0"/>
+        <w:rPr>
+          <w:rFonts w:ascii="Aptos" w:hAnsi="Aptos" w:eastAsia="Aptos" w:cs="Aptos" w:asciiTheme="minorAscii" w:hAnsiTheme="minorAscii" w:eastAsiaTheme="minorAscii" w:cstheme="minorAscii"/>
           <w:b w:val="0"/>
           <w:bCs w:val="0"/>
-        </w:rPr>
-      </w:pPr>
-      <w:r>
-        <w:rPr>
+          <w:noProof w:val="0"/>
+          <w:sz w:val="24"/>
+          <w:szCs w:val="24"/>
+          <w:lang w:val="en-US"/>
+        </w:rPr>
+      </w:pPr>
+      <w:r>
+        <w:rPr>
+          <w:rFonts w:ascii="Aptos" w:hAnsi="Aptos" w:eastAsia="Aptos" w:cs="Aptos" w:asciiTheme="minorAscii" w:hAnsiTheme="minorAscii" w:eastAsiaTheme="minorAscii" w:cstheme="minorAscii"/>
           <w:b w:val="0"/>
           <w:bCs w:val="0"/>
-        </w:rPr>
-        <w:t>This is the system specs we used to run the code on.</w:t>
+          <w:noProof w:val="0"/>
+          <w:sz w:val="24"/>
+          <w:szCs w:val="24"/>
+          <w:lang w:val="en-US"/>
+        </w:rPr>
+        <w:t>Install</w:t>
       </w:r>
     </w:p>
-    <w:p xmlns:wp14="http://schemas.microsoft.com/office/word/2010/wordml" wp14:paraId="237AF4D5" wp14:textId="113C0A75">
-      <w:pPr>
+    <w:p xmlns:wp14="http://schemas.microsoft.com/office/word/2010/wordml" wp14:paraId="2773B335" wp14:textId="575AA9DE">
+      <w:pPr>
+        <w:pStyle w:val="Normal"/>
         <w:spacing w:after="0" w:afterAutospacing="off" w:line="240" w:lineRule="auto"/>
-        <w:rPr>
+        <w:ind w:left="720" w:firstLine="0"/>
+        <w:rPr>
+          <w:rFonts w:ascii="monospace" w:hAnsi="monospace" w:eastAsia="monospace" w:cs="monospace"/>
           <w:b w:val="0"/>
           <w:bCs w:val="0"/>
-        </w:rPr>
-      </w:pPr>
+          <w:i w:val="0"/>
+          <w:iCs w:val="0"/>
+          <w:caps w:val="0"/>
+          <w:smallCaps w:val="0"/>
+          <w:noProof w:val="0"/>
+          <w:sz w:val="24"/>
+          <w:szCs w:val="24"/>
+          <w:lang w:val="en-US"/>
+        </w:rPr>
+      </w:pPr>
+      <w:r>
+        <w:rPr>
+          <w:rFonts w:ascii="Consolas" w:hAnsi="Consolas" w:eastAsia="Consolas" w:cs="Consolas"/>
+          <w:noProof w:val="0"/>
+          <w:sz w:val="18"/>
+          <w:szCs w:val="18"/>
+          <w:lang w:val="en-US"/>
+        </w:rPr>
+        <w:t xml:space="preserve">&gt; </w:t>
+      </w:r>
+      <w:r>
+        <w:rPr>
+          <w:rFonts w:ascii="Consolas" w:hAnsi="Consolas" w:eastAsia="Consolas" w:cs="Consolas"/>
+          <w:noProof w:val="0"/>
+          <w:sz w:val="18"/>
+          <w:szCs w:val="18"/>
+          <w:lang w:val="en-US"/>
+        </w:rPr>
+        <w:t>conda</w:t>
+      </w:r>
+      <w:r>
+        <w:rPr>
+          <w:rFonts w:ascii="Consolas" w:hAnsi="Consolas" w:eastAsia="Consolas" w:cs="Consolas"/>
+          <w:noProof w:val="0"/>
+          <w:sz w:val="18"/>
+          <w:szCs w:val="18"/>
+          <w:lang w:val="en-US"/>
+        </w:rPr>
+        <w:t xml:space="preserve"> create -n </w:t>
+      </w:r>
+      <w:r>
+        <w:rPr>
+          <w:rFonts w:ascii="Consolas" w:hAnsi="Consolas" w:eastAsia="Consolas" w:cs="Consolas"/>
+          <w:noProof w:val="0"/>
+          <w:sz w:val="18"/>
+          <w:szCs w:val="18"/>
+          <w:lang w:val="en-US"/>
+        </w:rPr>
+        <w:t>tsrag</w:t>
+      </w:r>
+      <w:r>
+        <w:rPr>
+          <w:rFonts w:ascii="Consolas" w:hAnsi="Consolas" w:eastAsia="Consolas" w:cs="Consolas"/>
+          <w:noProof w:val="0"/>
+          <w:sz w:val="18"/>
+          <w:szCs w:val="18"/>
+          <w:lang w:val="en-US"/>
+        </w:rPr>
+        <w:t xml:space="preserve"> python=3.9 </w:t>
+      </w:r>
+      <w:r>
+        <w:br/>
+      </w:r>
+      <w:r>
+        <w:rPr>
+          <w:rFonts w:ascii="Consolas" w:hAnsi="Consolas" w:eastAsia="Consolas" w:cs="Consolas"/>
+          <w:noProof w:val="0"/>
+          <w:sz w:val="18"/>
+          <w:szCs w:val="18"/>
+          <w:lang w:val="en-US"/>
+        </w:rPr>
+        <w:t xml:space="preserve">&gt; </w:t>
+      </w:r>
+      <w:r>
+        <w:rPr>
+          <w:rFonts w:ascii="Consolas" w:hAnsi="Consolas" w:eastAsia="Consolas" w:cs="Consolas"/>
+          <w:noProof w:val="0"/>
+          <w:sz w:val="18"/>
+          <w:szCs w:val="18"/>
+          <w:lang w:val="en-US"/>
+        </w:rPr>
+        <w:t>conda</w:t>
+      </w:r>
+      <w:r>
+        <w:rPr>
+          <w:rFonts w:ascii="Consolas" w:hAnsi="Consolas" w:eastAsia="Consolas" w:cs="Consolas"/>
+          <w:noProof w:val="0"/>
+          <w:sz w:val="18"/>
+          <w:szCs w:val="18"/>
+          <w:lang w:val="en-US"/>
+        </w:rPr>
+        <w:t xml:space="preserve"> activate </w:t>
+      </w:r>
+      <w:r>
+        <w:rPr>
+          <w:rFonts w:ascii="Consolas" w:hAnsi="Consolas" w:eastAsia="Consolas" w:cs="Consolas"/>
+          <w:noProof w:val="0"/>
+          <w:sz w:val="18"/>
+          <w:szCs w:val="18"/>
+          <w:lang w:val="en-US"/>
+        </w:rPr>
+        <w:t>tsrag</w:t>
+      </w:r>
+      <w:r>
+        <w:rPr>
+          <w:rFonts w:ascii="Consolas" w:hAnsi="Consolas" w:eastAsia="Consolas" w:cs="Consolas"/>
+          <w:noProof w:val="0"/>
+          <w:sz w:val="18"/>
+          <w:szCs w:val="18"/>
+          <w:lang w:val="en-US"/>
+        </w:rPr>
+        <w:t xml:space="preserve"> </w:t>
+      </w:r>
+      <w:r>
+        <w:br/>
+      </w:r>
+      <w:r>
+        <w:rPr>
+          <w:rFonts w:ascii="Consolas" w:hAnsi="Consolas" w:eastAsia="Consolas" w:cs="Consolas"/>
+          <w:noProof w:val="0"/>
+          <w:sz w:val="18"/>
+          <w:szCs w:val="18"/>
+          <w:lang w:val="en-US"/>
+        </w:rPr>
+        <w:t xml:space="preserve">&gt; pip install -r requirements.txt </w:t>
+      </w:r>
+      <w:r>
+        <w:br/>
+      </w:r>
+      <w:r>
+        <w:rPr>
+          <w:rFonts w:ascii="Consolas" w:hAnsi="Consolas" w:eastAsia="Consolas" w:cs="Consolas"/>
+          <w:noProof w:val="0"/>
+          <w:sz w:val="18"/>
+          <w:szCs w:val="18"/>
+          <w:lang w:val="en-US"/>
+        </w:rPr>
+        <w:t xml:space="preserve">&gt; cd TS-RAG </w:t>
+      </w:r>
+      <w:r>
+        <w:br/>
+      </w:r>
+      <w:r>
+        <w:rPr>
+          <w:rFonts w:ascii="Consolas" w:hAnsi="Consolas" w:eastAsia="Consolas" w:cs="Consolas"/>
+          <w:noProof w:val="0"/>
+          <w:sz w:val="18"/>
+          <w:szCs w:val="18"/>
+          <w:lang w:val="en-US"/>
+        </w:rPr>
+        <w:t xml:space="preserve">## Run ## </w:t>
+      </w:r>
+      <w:r>
+        <w:br/>
+      </w:r>
+      <w:r>
+        <w:rPr>
+          <w:rFonts w:ascii="Consolas" w:hAnsi="Consolas" w:eastAsia="Consolas" w:cs="Consolas"/>
+          <w:b w:val="0"/>
+          <w:bCs w:val="0"/>
+          <w:i w:val="0"/>
+          <w:iCs w:val="0"/>
+          <w:caps w:val="0"/>
+          <w:smallCaps w:val="0"/>
+          <w:noProof w:val="0"/>
+          <w:sz w:val="18"/>
+          <w:szCs w:val="18"/>
+          <w:lang w:val="en-US"/>
+        </w:rPr>
+        <w:t>&gt; bash script/zeroshot_chronos.sh</w:t>
+      </w:r>
+    </w:p>
+    <w:p xmlns:wp14="http://schemas.microsoft.com/office/word/2010/wordml" wp14:paraId="79D4B338" wp14:textId="66DA0CF9">
+      <w:pPr>
+        <w:pStyle w:val="Normal"/>
+        <w:spacing w:after="0" w:afterAutospacing="off" w:line="240" w:lineRule="auto"/>
+        <w:ind w:left="0" w:firstLine="0"/>
+        <w:rPr>
+          <w:rFonts w:ascii="Consolas" w:hAnsi="Consolas" w:eastAsia="Consolas" w:cs="Consolas"/>
+          <w:b w:val="0"/>
+          <w:bCs w:val="0"/>
+          <w:i w:val="0"/>
+          <w:iCs w:val="0"/>
+          <w:caps w:val="0"/>
+          <w:smallCaps w:val="0"/>
+          <w:noProof w:val="0"/>
+          <w:sz w:val="18"/>
+          <w:szCs w:val="18"/>
+          <w:lang w:val="en-US"/>
+        </w:rPr>
+      </w:pPr>
+    </w:p>
+    <w:p xmlns:wp14="http://schemas.microsoft.com/office/word/2010/wordml" wp14:paraId="237AF4D5" wp14:textId="5CA2990F">
+      <w:pPr>
+        <w:spacing w:after="0" w:afterAutospacing="off" w:line="240" w:lineRule="auto"/>
+        <w:ind w:firstLine="0"/>
+        <w:rPr>
+          <w:b w:val="0"/>
+          <w:bCs w:val="0"/>
+          <w:sz w:val="24"/>
+          <w:szCs w:val="24"/>
+        </w:rPr>
+      </w:pPr>
+      <w:r>
+        <w:rPr>
+          <w:b w:val="0"/>
+          <w:bCs w:val="0"/>
+          <w:sz w:val="24"/>
+          <w:szCs w:val="24"/>
+        </w:rPr>
+        <w:t>System Specs</w:t>
+      </w:r>
     </w:p>
     <w:p xmlns:wp14="http://schemas.microsoft.com/office/word/2010/wordml" wp14:paraId="295BE3C2" wp14:textId="5B11B82D">
       <w:pPr>
         <w:pStyle w:val="Normal"/>
         <w:spacing w:after="0" w:afterAutospacing="off" w:line="240" w:lineRule="auto"/>
+        <w:ind w:left="720"/>
+        <w:rPr>
+          <w:sz w:val="24"/>
+          <w:szCs w:val="24"/>
+        </w:rPr>
       </w:pPr>
       <w:r>
         <w:rPr>
           <w:b w:val="1"/>
           <w:bCs w:val="1"/>
+          <w:sz w:val="24"/>
+          <w:szCs w:val="24"/>
         </w:rPr>
         <w:t>Operating System:</w:t>
       </w:r>
       <w:r>
-        <w:rPr/>
+        <w:rPr>
+          <w:sz w:val="24"/>
+          <w:szCs w:val="24"/>
+        </w:rPr>
         <w:t xml:space="preserve"> Ubuntu 24.04</w:t>
       </w:r>
     </w:p>
@@ -79,16 +333,26 @@
       <w:pPr>
         <w:pStyle w:val="Normal"/>
         <w:spacing w:after="0" w:afterAutospacing="off" w:line="240" w:lineRule="auto"/>
+        <w:ind w:left="720"/>
+        <w:rPr>
+          <w:sz w:val="24"/>
+          <w:szCs w:val="24"/>
+        </w:rPr>
       </w:pPr>
       <w:r>
         <w:rPr>
           <w:b w:val="1"/>
           <w:bCs w:val="1"/>
+          <w:sz w:val="24"/>
+          <w:szCs w:val="24"/>
         </w:rPr>
         <w:t>Python version:</w:t>
       </w:r>
       <w:r>
-        <w:rPr/>
+        <w:rPr>
+          <w:sz w:val="24"/>
+          <w:szCs w:val="24"/>
+        </w:rPr>
         <w:t xml:space="preserve"> 3.9.25</w:t>
       </w:r>
     </w:p>
@@ -96,16 +360,26 @@
       <w:pPr>
         <w:pStyle w:val="Normal"/>
         <w:spacing w:after="0" w:afterAutospacing="off" w:line="240" w:lineRule="auto"/>
+        <w:ind w:left="720"/>
+        <w:rPr>
+          <w:sz w:val="24"/>
+          <w:szCs w:val="24"/>
+        </w:rPr>
       </w:pPr>
       <w:r>
         <w:rPr>
           <w:b w:val="1"/>
           <w:bCs w:val="1"/>
+          <w:sz w:val="24"/>
+          <w:szCs w:val="24"/>
         </w:rPr>
         <w:t xml:space="preserve">GPU: </w:t>
       </w:r>
       <w:r>
-        <w:rPr/>
+        <w:rPr>
+          <w:sz w:val="24"/>
+          <w:szCs w:val="24"/>
+        </w:rPr>
         <w:t>Nvidia 3080</w:t>
       </w:r>
     </w:p>
@@ -113,16 +387,26 @@
       <w:pPr>
         <w:pStyle w:val="Normal"/>
         <w:spacing w:after="0" w:afterAutospacing="off" w:line="240" w:lineRule="auto"/>
+        <w:ind w:left="720"/>
+        <w:rPr>
+          <w:sz w:val="24"/>
+          <w:szCs w:val="24"/>
+        </w:rPr>
       </w:pPr>
       <w:r>
         <w:rPr>
           <w:b w:val="1"/>
           <w:bCs w:val="1"/>
+          <w:sz w:val="24"/>
+          <w:szCs w:val="24"/>
         </w:rPr>
         <w:t>CPU:</w:t>
       </w:r>
       <w:r>
-        <w:rPr/>
+        <w:rPr>
+          <w:sz w:val="24"/>
+          <w:szCs w:val="24"/>
+        </w:rPr>
         <w:t xml:space="preserve"> i9-9900k</w:t>
       </w:r>
     </w:p>
@@ -130,16 +414,26 @@
       <w:pPr>
         <w:pStyle w:val="Normal"/>
         <w:spacing w:after="0" w:afterAutospacing="off" w:line="240" w:lineRule="auto"/>
+        <w:ind w:left="720"/>
+        <w:rPr>
+          <w:sz w:val="24"/>
+          <w:szCs w:val="24"/>
+        </w:rPr>
       </w:pPr>
       <w:r>
         <w:rPr>
           <w:b w:val="1"/>
           <w:bCs w:val="1"/>
+          <w:sz w:val="24"/>
+          <w:szCs w:val="24"/>
         </w:rPr>
         <w:t>RAM:</w:t>
       </w:r>
       <w:r>
-        <w:rPr/>
+        <w:rPr>
+          <w:sz w:val="24"/>
+          <w:szCs w:val="24"/>
+        </w:rPr>
         <w:t xml:space="preserve"> 32 GiB</w:t>
       </w:r>
     </w:p>
@@ -151,57 +445,87 @@
         <w:spacing w:before="0" w:beforeAutospacing="off" w:after="0" w:afterAutospacing="off" w:line="240" w:lineRule="auto"/>
         <w:ind w:left="0" w:right="0"/>
         <w:jc w:val="left"/>
+        <w:rPr>
+          <w:sz w:val="24"/>
+          <w:szCs w:val="24"/>
+        </w:rPr>
       </w:pPr>
     </w:p>
-    <w:p xmlns:wp14="http://schemas.microsoft.com/office/word/2010/wordml" wp14:paraId="49A46A4A" wp14:textId="421EBB33">
+    <w:p xmlns:wp14="http://schemas.microsoft.com/office/word/2010/wordml" wp14:paraId="2C078E63" wp14:textId="3EEB2AA7">
       <w:pPr>
         <w:pStyle w:val="Normal"/>
         <w:suppressLineNumbers w:val="0"/>
-        <w:bidi w:val="0"/>
         <w:spacing w:before="0" w:beforeAutospacing="off" w:after="0" w:afterAutospacing="off" w:line="240" w:lineRule="auto"/>
         <w:ind w:left="0" w:right="0"/>
         <w:jc w:val="left"/>
-      </w:pPr>
-      <w:r>
-        <w:rPr/>
+        <w:rPr>
+          <w:sz w:val="24"/>
+          <w:szCs w:val="24"/>
+        </w:rPr>
+      </w:pPr>
+      <w:r>
+        <w:rPr>
+          <w:sz w:val="24"/>
+          <w:szCs w:val="24"/>
+        </w:rPr>
         <w:t xml:space="preserve">There </w:t>
       </w:r>
       <w:r>
-        <w:rPr/>
+        <w:rPr>
+          <w:sz w:val="24"/>
+          <w:szCs w:val="24"/>
+        </w:rPr>
         <w:t xml:space="preserve">were </w:t>
       </w:r>
       <w:r>
-        <w:rPr/>
+        <w:rPr>
+          <w:sz w:val="24"/>
+          <w:szCs w:val="24"/>
+        </w:rPr>
         <w:t>n</w:t>
       </w:r>
       <w:r>
-        <w:rPr/>
+        <w:rPr>
+          <w:sz w:val="24"/>
+          <w:szCs w:val="24"/>
+        </w:rPr>
         <w:t>o</w:t>
       </w:r>
       <w:r>
-        <w:rPr/>
+        <w:rPr>
+          <w:sz w:val="24"/>
+          <w:szCs w:val="24"/>
+        </w:rPr>
         <w:t xml:space="preserve"> dependency issues</w:t>
       </w:r>
       <w:r>
-        <w:rPr/>
+        <w:rPr>
+          <w:sz w:val="24"/>
+          <w:szCs w:val="24"/>
+        </w:rPr>
         <w:t xml:space="preserve"> running this repo.</w:t>
       </w:r>
       <w:r>
-        <w:rPr/>
-        <w:t xml:space="preserve"> Just make sure you have at least 12 GB of free space to work with.</w:t>
-      </w:r>
-    </w:p>
-    <w:p xmlns:wp14="http://schemas.microsoft.com/office/word/2010/wordml" wp14:paraId="466AA174" wp14:textId="6E1B1C38">
-      <w:pPr>
-        <w:pStyle w:val="Normal"/>
-        <w:spacing w:after="0" w:afterAutospacing="off" w:line="240" w:lineRule="auto"/>
-      </w:pPr>
-    </w:p>
-    <w:p xmlns:wp14="http://schemas.microsoft.com/office/word/2010/wordml" wp14:paraId="2C078E63" wp14:textId="03666A93">
-      <w:pPr>
-        <w:pStyle w:val="Normal"/>
-        <w:spacing w:after="0" w:afterAutospacing="off" w:line="240" w:lineRule="auto"/>
-      </w:pPr>
+        <w:rPr>
+          <w:sz w:val="24"/>
+          <w:szCs w:val="24"/>
+        </w:rPr>
+        <w:t xml:space="preserve"> Just make sure you have at least </w:t>
+      </w:r>
+      <w:r>
+        <w:rPr>
+          <w:sz w:val="24"/>
+          <w:szCs w:val="24"/>
+        </w:rPr>
+        <w:t xml:space="preserve">50 </w:t>
+      </w:r>
+      <w:r>
+        <w:rPr>
+          <w:sz w:val="24"/>
+          <w:szCs w:val="24"/>
+        </w:rPr>
+        <w:t>GB of free space to work with.</w:t>
+      </w:r>
     </w:p>
     <w:sectPr>
       <w:pgSz w:w="12240" w:h="15840" w:orient="portrait"/>
